--- a/lessons/3-7-group1/homework.docx
+++ b/lessons/3-7-group1/homework.docx
@@ -80,7 +80,7 @@
         <w:spacing w:after="60" w:before="0"/>
       </w:pPr>
       <w:r>
-        <w:t xml:space="preserve">Content: With my small group, I can solve real-world rate problems by finding and using unit rates — one step at a time, with support.</w:t>
+        <w:t xml:space="preserve">Content: With my small group, I can use ratio reasoning to convert measurements between the customary and metric systems — one step at a time, with support.</w:t>
       </w:r>
     </w:p>
     <w:p>
@@ -161,10 +161,10 @@
           <w:b/>
           <w:bCs/>
         </w:rPr>
-        <w:t xml:space="preserve">Ratio and Rate Problem Solving (Resolución de problemas de razones y tasas)</w:t>
-      </w:r>
-      <w:r>
-        <w:t xml:space="preserve"> — Use ratios and rates to compare quantities and solve real-world problems.</w:t>
+        <w:t xml:space="preserve">Convert Measurements Between Systems (Convertir medidas entre sistemas)</w:t>
+      </w:r>
+      <w:r>
+        <w:t xml:space="preserve"> — Rewriting a customary measurement as a metric one, or the reverse, so two amounts can be compared.</w:t>
       </w:r>
     </w:p>
     <w:p>
@@ -224,10 +224,10 @@
           <w:b/>
           <w:bCs/>
         </w:rPr>
-        <w:t xml:space="preserve">Rate (Tasa)</w:t>
-      </w:r>
-      <w:r>
-        <w:t xml:space="preserve"> — A ratio comparing two amounts with different units, like miles per hour.</w:t>
+        <w:t xml:space="preserve">Conversion factor (Factor de conversión)</w:t>
+      </w:r>
+      <w:r>
+        <w:t xml:space="preserve"> — The ratio that links a unit in one system to a unit in the other, such as 1 mile to about 1.609 kilometers.</w:t>
       </w:r>
     </w:p>
     <w:p>
@@ -255,7 +255,7 @@
                     </pic:cNvPicPr>
                   </pic:nvPicPr>
                   <pic:blipFill>
-                    <a:blip r:embed="rId8" cstate="none"/>
+                    <a:blip r:embed="rId7" cstate="none"/>
                     <a:srcRect/>
                     <a:stretch>
                       <a:fillRect/>
@@ -287,10 +287,10 @@
           <w:b/>
           <w:bCs/>
         </w:rPr>
-        <w:t xml:space="preserve">Unit rate (Tasa unitaria)</w:t>
-      </w:r>
-      <w:r>
-        <w:t xml:space="preserve"> — A rate for just 1 of something, like cost for 1 item.</w:t>
+        <w:t xml:space="preserve">Customary system (Sistema usual)</w:t>
+      </w:r>
+      <w:r>
+        <w:t xml:space="preserve"> — The measurement system used in the United States: inches, feet, miles, ounces, pounds, cups, quarts, gallons.</w:t>
       </w:r>
     </w:p>
     <w:p>
@@ -318,7 +318,7 @@
                     </pic:cNvPicPr>
                   </pic:nvPicPr>
                   <pic:blipFill>
-                    <a:blip r:embed="rId8" cstate="none"/>
+                    <a:blip r:embed="rId7" cstate="none"/>
                     <a:srcRect/>
                     <a:stretch>
                       <a:fillRect/>
@@ -350,10 +350,10 @@
           <w:b/>
           <w:bCs/>
         </w:rPr>
-        <w:t xml:space="preserve">Per (Por)</w:t>
-      </w:r>
-      <w:r>
-        <w:t xml:space="preserve"> — For each one. Example: 5 dollars per book.</w:t>
+        <w:t xml:space="preserve">Metric system (Sistema métrico)</w:t>
+      </w:r>
+      <w:r>
+        <w:t xml:space="preserve"> — The measurement system used in most of the world, built on tens: centimeters, meters, kilometers, grams, kilograms, liters.</w:t>
       </w:r>
     </w:p>
     <w:p>
@@ -413,10 +413,10 @@
           <w:b/>
           <w:bCs/>
         </w:rPr>
-        <w:t xml:space="preserve">Problem solving (Resolución de problemas)</w:t>
-      </w:r>
-      <w:r>
-        <w:t xml:space="preserve"> — Using ratios and rates to find a missing amount.</w:t>
+        <w:t xml:space="preserve">Approximately (Aproximadamente)</w:t>
+      </w:r>
+      <w:r>
+        <w:t xml:space="preserve"> — Close to, but not exactly equal. Conversions between systems are almost always approximate, so they use the ≈ sign.</w:t>
       </w:r>
     </w:p>
     <w:p>
@@ -476,10 +476,73 @@
           <w:b/>
           <w:bCs/>
         </w:rPr>
-        <w:t xml:space="preserve">Proportion (Proporción)</w:t>
-      </w:r>
-      <w:r>
-        <w:t xml:space="preserve"> — A math sentence saying two ratios are equal. It helps find a missing number.</w:t>
+        <w:t xml:space="preserve">Ratio table (Tabla de razones)</w:t>
+      </w:r>
+      <w:r>
+        <w:t xml:space="preserve"> — A table of equal ratios used to scale a conversion factor up to the amount you actually need.</w:t>
+      </w:r>
+    </w:p>
+    <w:p>
+      <w:pPr>
+        <w:keepNext/>
+        <w:spacing w:after="20" w:before="80"/>
+        <w:jc w:val="center"/>
+      </w:pPr>
+      <w:r>
+        <w:drawing>
+          <wp:inline distT="0" distB="0" distL="0" distR="0">
+            <wp:extent cx="1047750" cy="790575"/>
+            <wp:effectExtent t="0" r="0" b="0" l="0"/>
+            <wp:docPr id="1" name="" descr="" title=""/>
+            <wp:cNvGraphicFramePr>
+              <a:graphicFrameLocks xmlns:a="http://schemas.openxmlformats.org/drawingml/2006/main" noChangeAspect="1"/>
+            </wp:cNvGraphicFramePr>
+            <a:graphic xmlns:a="http://schemas.openxmlformats.org/drawingml/2006/main">
+              <a:graphicData uri="http://schemas.openxmlformats.org/drawingml/2006/picture">
+                <pic:pic xmlns:pic="http://schemas.openxmlformats.org/drawingml/2006/picture">
+                  <pic:nvPicPr>
+                    <pic:cNvPr id="0" name="" descr=""/>
+                    <pic:cNvPicPr>
+                      <a:picLocks noChangeAspect="1" noChangeArrowheads="1"/>
+                    </pic:cNvPicPr>
+                  </pic:nvPicPr>
+                  <pic:blipFill>
+                    <a:blip r:embed="rId9" cstate="none"/>
+                    <a:srcRect/>
+                    <a:stretch>
+                      <a:fillRect/>
+                    </a:stretch>
+                  </pic:blipFill>
+                  <pic:spPr bwMode="auto">
+                    <a:xfrm>
+                      <a:off x="0" y="0"/>
+                      <a:ext cx="1047750" cy="790575"/>
+                    </a:xfrm>
+                    <a:prstGeom prst="rect">
+                      <a:avLst/>
+                    </a:prstGeom>
+                  </pic:spPr>
+                </pic:pic>
+              </a:graphicData>
+            </a:graphic>
+          </wp:inline>
+        </w:drawing>
+      </w:r>
+    </w:p>
+    <w:p>
+      <w:pPr>
+        <w:keepNext/>
+        <w:spacing w:after="120"/>
+      </w:pPr>
+      <w:r>
+        <w:rPr>
+          <w:b/>
+          <w:bCs/>
+        </w:rPr>
+        <w:t xml:space="preserve">Ratio and Rate Problem Solving (Resolución de problemas de razones y tasas)</w:t>
+      </w:r>
+      <w:r>
+        <w:t xml:space="preserve"> — Use ratios and rates to compare quantities and solve real-world problems.</w:t>
       </w:r>
     </w:p>
     <w:p>
@@ -539,10 +602,262 @@
           <w:b/>
           <w:bCs/>
         </w:rPr>
-        <w:t xml:space="preserve">Ratio table (Tabla de razones)</w:t>
-      </w:r>
-      <w:r>
-        <w:t xml:space="preserve"> — A table of equal ratios that shows a pattern.</w:t>
+        <w:t xml:space="preserve">Rate (Tasa)</w:t>
+      </w:r>
+      <w:r>
+        <w:t xml:space="preserve"> — A ratio comparing two amounts with different units, like miles per hour.</w:t>
+      </w:r>
+    </w:p>
+    <w:p>
+      <w:pPr>
+        <w:keepNext/>
+        <w:spacing w:after="20" w:before="80"/>
+        <w:jc w:val="center"/>
+      </w:pPr>
+      <w:r>
+        <w:drawing>
+          <wp:inline distT="0" distB="0" distL="0" distR="0">
+            <wp:extent cx="1047750" cy="790575"/>
+            <wp:effectExtent t="0" r="0" b="0" l="0"/>
+            <wp:docPr id="1" name="" descr="" title=""/>
+            <wp:cNvGraphicFramePr>
+              <a:graphicFrameLocks xmlns:a="http://schemas.openxmlformats.org/drawingml/2006/main" noChangeAspect="1"/>
+            </wp:cNvGraphicFramePr>
+            <a:graphic xmlns:a="http://schemas.openxmlformats.org/drawingml/2006/main">
+              <a:graphicData uri="http://schemas.openxmlformats.org/drawingml/2006/picture">
+                <pic:pic xmlns:pic="http://schemas.openxmlformats.org/drawingml/2006/picture">
+                  <pic:nvPicPr>
+                    <pic:cNvPr id="0" name="" descr=""/>
+                    <pic:cNvPicPr>
+                      <a:picLocks noChangeAspect="1" noChangeArrowheads="1"/>
+                    </pic:cNvPicPr>
+                  </pic:nvPicPr>
+                  <pic:blipFill>
+                    <a:blip r:embed="rId11" cstate="none"/>
+                    <a:srcRect/>
+                    <a:stretch>
+                      <a:fillRect/>
+                    </a:stretch>
+                  </pic:blipFill>
+                  <pic:spPr bwMode="auto">
+                    <a:xfrm>
+                      <a:off x="0" y="0"/>
+                      <a:ext cx="1047750" cy="790575"/>
+                    </a:xfrm>
+                    <a:prstGeom prst="rect">
+                      <a:avLst/>
+                    </a:prstGeom>
+                  </pic:spPr>
+                </pic:pic>
+              </a:graphicData>
+            </a:graphic>
+          </wp:inline>
+        </w:drawing>
+      </w:r>
+    </w:p>
+    <w:p>
+      <w:pPr>
+        <w:keepNext/>
+        <w:spacing w:after="120"/>
+      </w:pPr>
+      <w:r>
+        <w:rPr>
+          <w:b/>
+          <w:bCs/>
+        </w:rPr>
+        <w:t xml:space="preserve">Unit rate (Tasa unitaria)</w:t>
+      </w:r>
+      <w:r>
+        <w:t xml:space="preserve"> — A rate for just 1 of something, like cost for 1 item.</w:t>
+      </w:r>
+    </w:p>
+    <w:p>
+      <w:pPr>
+        <w:keepNext/>
+        <w:spacing w:after="20" w:before="80"/>
+        <w:jc w:val="center"/>
+      </w:pPr>
+      <w:r>
+        <w:drawing>
+          <wp:inline distT="0" distB="0" distL="0" distR="0">
+            <wp:extent cx="1047750" cy="790575"/>
+            <wp:effectExtent t="0" r="0" b="0" l="0"/>
+            <wp:docPr id="1" name="" descr="" title=""/>
+            <wp:cNvGraphicFramePr>
+              <a:graphicFrameLocks xmlns:a="http://schemas.openxmlformats.org/drawingml/2006/main" noChangeAspect="1"/>
+            </wp:cNvGraphicFramePr>
+            <a:graphic xmlns:a="http://schemas.openxmlformats.org/drawingml/2006/main">
+              <a:graphicData uri="http://schemas.openxmlformats.org/drawingml/2006/picture">
+                <pic:pic xmlns:pic="http://schemas.openxmlformats.org/drawingml/2006/picture">
+                  <pic:nvPicPr>
+                    <pic:cNvPr id="0" name="" descr=""/>
+                    <pic:cNvPicPr>
+                      <a:picLocks noChangeAspect="1" noChangeArrowheads="1"/>
+                    </pic:cNvPicPr>
+                  </pic:nvPicPr>
+                  <pic:blipFill>
+                    <a:blip r:embed="rId11" cstate="none"/>
+                    <a:srcRect/>
+                    <a:stretch>
+                      <a:fillRect/>
+                    </a:stretch>
+                  </pic:blipFill>
+                  <pic:spPr bwMode="auto">
+                    <a:xfrm>
+                      <a:off x="0" y="0"/>
+                      <a:ext cx="1047750" cy="790575"/>
+                    </a:xfrm>
+                    <a:prstGeom prst="rect">
+                      <a:avLst/>
+                    </a:prstGeom>
+                  </pic:spPr>
+                </pic:pic>
+              </a:graphicData>
+            </a:graphic>
+          </wp:inline>
+        </w:drawing>
+      </w:r>
+    </w:p>
+    <w:p>
+      <w:pPr>
+        <w:keepNext/>
+        <w:spacing w:after="120"/>
+      </w:pPr>
+      <w:r>
+        <w:rPr>
+          <w:b/>
+          <w:bCs/>
+        </w:rPr>
+        <w:t xml:space="preserve">Per (Por)</w:t>
+      </w:r>
+      <w:r>
+        <w:t xml:space="preserve"> — For each one. Example: 5 dollars per book.</w:t>
+      </w:r>
+    </w:p>
+    <w:p>
+      <w:pPr>
+        <w:keepNext/>
+        <w:spacing w:after="20" w:before="80"/>
+        <w:jc w:val="center"/>
+      </w:pPr>
+      <w:r>
+        <w:drawing>
+          <wp:inline distT="0" distB="0" distL="0" distR="0">
+            <wp:extent cx="1047750" cy="790575"/>
+            <wp:effectExtent t="0" r="0" b="0" l="0"/>
+            <wp:docPr id="1" name="" descr="" title=""/>
+            <wp:cNvGraphicFramePr>
+              <a:graphicFrameLocks xmlns:a="http://schemas.openxmlformats.org/drawingml/2006/main" noChangeAspect="1"/>
+            </wp:cNvGraphicFramePr>
+            <a:graphic xmlns:a="http://schemas.openxmlformats.org/drawingml/2006/main">
+              <a:graphicData uri="http://schemas.openxmlformats.org/drawingml/2006/picture">
+                <pic:pic xmlns:pic="http://schemas.openxmlformats.org/drawingml/2006/picture">
+                  <pic:nvPicPr>
+                    <pic:cNvPr id="0" name="" descr=""/>
+                    <pic:cNvPicPr>
+                      <a:picLocks noChangeAspect="1" noChangeArrowheads="1"/>
+                    </pic:cNvPicPr>
+                  </pic:nvPicPr>
+                  <pic:blipFill>
+                    <a:blip r:embed="rId12" cstate="none"/>
+                    <a:srcRect/>
+                    <a:stretch>
+                      <a:fillRect/>
+                    </a:stretch>
+                  </pic:blipFill>
+                  <pic:spPr bwMode="auto">
+                    <a:xfrm>
+                      <a:off x="0" y="0"/>
+                      <a:ext cx="1047750" cy="790575"/>
+                    </a:xfrm>
+                    <a:prstGeom prst="rect">
+                      <a:avLst/>
+                    </a:prstGeom>
+                  </pic:spPr>
+                </pic:pic>
+              </a:graphicData>
+            </a:graphic>
+          </wp:inline>
+        </w:drawing>
+      </w:r>
+    </w:p>
+    <w:p>
+      <w:pPr>
+        <w:keepNext/>
+        <w:spacing w:after="120"/>
+      </w:pPr>
+      <w:r>
+        <w:rPr>
+          <w:b/>
+          <w:bCs/>
+        </w:rPr>
+        <w:t xml:space="preserve">Problem solving (Resolución de problemas)</w:t>
+      </w:r>
+      <w:r>
+        <w:t xml:space="preserve"> — Using ratios and rates to find a missing amount.</w:t>
+      </w:r>
+    </w:p>
+    <w:p>
+      <w:pPr>
+        <w:keepNext/>
+        <w:spacing w:after="20" w:before="80"/>
+        <w:jc w:val="center"/>
+      </w:pPr>
+      <w:r>
+        <w:drawing>
+          <wp:inline distT="0" distB="0" distL="0" distR="0">
+            <wp:extent cx="1047750" cy="790575"/>
+            <wp:effectExtent t="0" r="0" b="0" l="0"/>
+            <wp:docPr id="1" name="" descr="" title=""/>
+            <wp:cNvGraphicFramePr>
+              <a:graphicFrameLocks xmlns:a="http://schemas.openxmlformats.org/drawingml/2006/main" noChangeAspect="1"/>
+            </wp:cNvGraphicFramePr>
+            <a:graphic xmlns:a="http://schemas.openxmlformats.org/drawingml/2006/main">
+              <a:graphicData uri="http://schemas.openxmlformats.org/drawingml/2006/picture">
+                <pic:pic xmlns:pic="http://schemas.openxmlformats.org/drawingml/2006/picture">
+                  <pic:nvPicPr>
+                    <pic:cNvPr id="0" name="" descr=""/>
+                    <pic:cNvPicPr>
+                      <a:picLocks noChangeAspect="1" noChangeArrowheads="1"/>
+                    </pic:cNvPicPr>
+                  </pic:nvPicPr>
+                  <pic:blipFill>
+                    <a:blip r:embed="rId13" cstate="none"/>
+                    <a:srcRect/>
+                    <a:stretch>
+                      <a:fillRect/>
+                    </a:stretch>
+                  </pic:blipFill>
+                  <pic:spPr bwMode="auto">
+                    <a:xfrm>
+                      <a:off x="0" y="0"/>
+                      <a:ext cx="1047750" cy="790575"/>
+                    </a:xfrm>
+                    <a:prstGeom prst="rect">
+                      <a:avLst/>
+                    </a:prstGeom>
+                  </pic:spPr>
+                </pic:pic>
+              </a:graphicData>
+            </a:graphic>
+          </wp:inline>
+        </w:drawing>
+      </w:r>
+    </w:p>
+    <w:p>
+      <w:pPr>
+        <w:keepNext/>
+        <w:spacing w:after="120"/>
+      </w:pPr>
+      <w:r>
+        <w:rPr>
+          <w:b/>
+          <w:bCs/>
+        </w:rPr>
+        <w:t xml:space="preserve">Proportion (Proporción)</w:t>
+      </w:r>
+      <w:r>
+        <w:t xml:space="preserve"> — A math sentence saying two ratios are equal. It helps find a missing number.</w:t>
       </w:r>
     </w:p>
     <w:p>
@@ -579,39 +894,39 @@
           <w:b/>
           <w:bCs/>
         </w:rPr>
-        <w:t xml:space="preserve">1. A bakery makes 24 cookies in 3 batches. What is the unit rate of cookies per batch?</w:t>
-      </w:r>
-    </w:p>
-    <w:p>
-      <w:pPr>
-        <w:spacing w:after="40" w:before="0"/>
-      </w:pPr>
-      <w:r>
-        <w:t xml:space="preserve">     A. 8 cookies per batch</w:t>
-      </w:r>
-    </w:p>
-    <w:p>
-      <w:pPr>
-        <w:spacing w:after="40" w:before="0"/>
-      </w:pPr>
-      <w:r>
-        <w:t xml:space="preserve">     B. 3 cookies per batch</w:t>
-      </w:r>
-    </w:p>
-    <w:p>
-      <w:pPr>
-        <w:spacing w:after="40" w:before="0"/>
-      </w:pPr>
-      <w:r>
-        <w:t xml:space="preserve">     C. 24 cookies per batch</w:t>
-      </w:r>
-    </w:p>
-    <w:p>
-      <w:pPr>
-        <w:spacing w:after="40" w:before="0"/>
-      </w:pPr>
-      <w:r>
-        <w:t xml:space="preserve">     D. 6 cookies per batch</w:t>
+        <w:t xml:space="preserve">1. 1 kilometer ≈ 0.6 mile. About how many miles is 5 kilometers?</w:t>
+      </w:r>
+    </w:p>
+    <w:p>
+      <w:pPr>
+        <w:spacing w:after="40" w:before="0"/>
+      </w:pPr>
+      <w:r>
+        <w:t xml:space="preserve">     A. 3 miles</w:t>
+      </w:r>
+    </w:p>
+    <w:p>
+      <w:pPr>
+        <w:spacing w:after="40" w:before="0"/>
+      </w:pPr>
+      <w:r>
+        <w:t xml:space="preserve">     B. 5.6 miles</w:t>
+      </w:r>
+    </w:p>
+    <w:p>
+      <w:pPr>
+        <w:spacing w:after="40" w:before="0"/>
+      </w:pPr>
+      <w:r>
+        <w:t xml:space="preserve">     C. 8 miles</w:t>
+      </w:r>
+    </w:p>
+    <w:p>
+      <w:pPr>
+        <w:spacing w:after="40" w:before="0"/>
+      </w:pPr>
+      <w:r>
+        <w:t xml:space="preserve">     D. 30 miles</w:t>
       </w:r>
     </w:p>
     <w:p>
@@ -634,39 +949,39 @@
           <w:b/>
           <w:bCs/>
         </w:rPr>
-        <w:t xml:space="preserve">2. Apples cost $5 for 4 pounds. What is the cost per pound?</w:t>
-      </w:r>
-    </w:p>
-    <w:p>
-      <w:pPr>
-        <w:spacing w:after="40" w:before="0"/>
-      </w:pPr>
-      <w:r>
-        <w:t xml:space="preserve">     A. $1.25</w:t>
-      </w:r>
-    </w:p>
-    <w:p>
-      <w:pPr>
-        <w:spacing w:after="40" w:before="0"/>
-      </w:pPr>
-      <w:r>
-        <w:t xml:space="preserve">     B. $0.80</w:t>
-      </w:r>
-    </w:p>
-    <w:p>
-      <w:pPr>
-        <w:spacing w:after="40" w:before="0"/>
-      </w:pPr>
-      <w:r>
-        <w:t xml:space="preserve">     C. $1.50</w:t>
-      </w:r>
-    </w:p>
-    <w:p>
-      <w:pPr>
-        <w:spacing w:after="40" w:before="0"/>
-      </w:pPr>
-      <w:r>
-        <w:t xml:space="preserve">     D. $4.00</w:t>
+        <w:t xml:space="preserve">2. 1 pound ≈ 0.45 kilogram. About how many kilograms is 10 pounds?</w:t>
+      </w:r>
+    </w:p>
+    <w:p>
+      <w:pPr>
+        <w:spacing w:after="40" w:before="0"/>
+      </w:pPr>
+      <w:r>
+        <w:t xml:space="preserve">     A. 4.5 kg</w:t>
+      </w:r>
+    </w:p>
+    <w:p>
+      <w:pPr>
+        <w:spacing w:after="40" w:before="0"/>
+      </w:pPr>
+      <w:r>
+        <w:t xml:space="preserve">     B. 10.45 kg</w:t>
+      </w:r>
+    </w:p>
+    <w:p>
+      <w:pPr>
+        <w:spacing w:after="40" w:before="0"/>
+      </w:pPr>
+      <w:r>
+        <w:t xml:space="preserve">     C. 22 kg</w:t>
+      </w:r>
+    </w:p>
+    <w:p>
+      <w:pPr>
+        <w:spacing w:after="40" w:before="0"/>
+      </w:pPr>
+      <w:r>
+        <w:t xml:space="preserve">     D. 45 kg</w:t>
       </w:r>
     </w:p>
     <w:p>
@@ -689,457 +1004,698 @@
           <w:b/>
           <w:bCs/>
         </w:rPr>
-        <w:t xml:space="preserve">3. Spot the Smoothie Mistake</w:t>
-      </w:r>
-    </w:p>
-    <w:p>
-      <w:pPr>
-        <w:spacing w:after="40" w:before="0"/>
-      </w:pPr>
-      <w:r>
-        <w:t xml:space="preserve">   Step 1 (Read the problem): A smoothie stand makes 18 smoothies in 6 minutes. How many smoothies can it make in 10 minutes at the same rate?</w:t>
-      </w:r>
-    </w:p>
-    <w:p>
-      <w:pPr>
-        <w:spacing w:after="40" w:before="0"/>
-      </w:pPr>
-      <w:r>
-        <w:t xml:space="preserve">   Step 2 (Find the unit rate): 6 minutes ÷ 18 smoothies = 0.33 minute per smoothie</w:t>
-      </w:r>
-    </w:p>
-    <w:p>
-      <w:pPr>
-        <w:spacing w:after="40" w:before="0"/>
-      </w:pPr>
-      <w:r>
-        <w:t xml:space="preserve">   Step 3 (Find smoothies in 10 minutes): 0.33 × 10 = about 3.3 smoothies</w:t>
-      </w:r>
-    </w:p>
-    <w:p>
-      <w:pPr>
-        <w:spacing w:after="40" w:before="0"/>
-      </w:pPr>
-      <w:r>
-        <w:t xml:space="preserve">   Step 4 (Answer): About 3 smoothies in 10 minutes</w:t>
-      </w:r>
-    </w:p>
-    <w:p>
-      <w:pPr>
-        <w:spacing w:after="60" w:before="0"/>
+        <w:t xml:space="preserve">3. 1 inch ≈ 2.54 cm. About how many centimeters is 4 inches?</w:t>
+      </w:r>
+    </w:p>
+    <w:p>
+      <w:pPr>
+        <w:spacing w:after="40" w:before="0"/>
+      </w:pPr>
+      <w:r>
+        <w:t xml:space="preserve">     A. 10.16 cm</w:t>
+      </w:r>
+    </w:p>
+    <w:p>
+      <w:pPr>
+        <w:spacing w:after="40" w:before="0"/>
+      </w:pPr>
+      <w:r>
+        <w:t xml:space="preserve">     B. 6.54 cm</w:t>
+      </w:r>
+    </w:p>
+    <w:p>
+      <w:pPr>
+        <w:spacing w:after="40" w:before="0"/>
+      </w:pPr>
+      <w:r>
+        <w:t xml:space="preserve">     C. 1.57 cm</w:t>
+      </w:r>
+    </w:p>
+    <w:p>
+      <w:pPr>
+        <w:spacing w:after="40" w:before="0"/>
+      </w:pPr>
+      <w:r>
+        <w:t xml:space="preserve">     D. 254 cm</w:t>
+      </w:r>
+    </w:p>
+    <w:p>
+      <w:pPr>
+        <w:spacing w:after="60" w:before="120"/>
+      </w:pPr>
+      <w:r>
+        <w:rPr>
+          <w:color w:val="BBBBBB"/>
+        </w:rPr>
+        <w:t xml:space="preserve">______________________________________________________________________</w:t>
+      </w:r>
+    </w:p>
+    <w:p>
+      <w:pPr>
+        <w:spacing w:after="80" w:before="0"/>
+      </w:pPr>
+      <w:r>
+        <w:rPr>
+          <w:b/>
+          <w:bCs/>
+        </w:rPr>
+        <w:t xml:space="preserve">4. Which unit is metric?</w:t>
+      </w:r>
+    </w:p>
+    <w:p>
+      <w:pPr>
+        <w:spacing w:after="40" w:before="0"/>
+      </w:pPr>
+      <w:r>
+        <w:t xml:space="preserve">     A. Liter</w:t>
+      </w:r>
+    </w:p>
+    <w:p>
+      <w:pPr>
+        <w:spacing w:after="40" w:before="0"/>
+      </w:pPr>
+      <w:r>
+        <w:t xml:space="preserve">     B. Quart</w:t>
+      </w:r>
+    </w:p>
+    <w:p>
+      <w:pPr>
+        <w:spacing w:after="40" w:before="0"/>
+      </w:pPr>
+      <w:r>
+        <w:t xml:space="preserve">     C. Gallon</w:t>
+      </w:r>
+    </w:p>
+    <w:p>
+      <w:pPr>
+        <w:spacing w:after="40" w:before="0"/>
+      </w:pPr>
+      <w:r>
+        <w:t xml:space="preserve">     D. Pint</w:t>
+      </w:r>
+    </w:p>
+    <w:p>
+      <w:pPr>
+        <w:spacing w:after="60" w:before="120"/>
+      </w:pPr>
+      <w:r>
+        <w:rPr>
+          <w:color w:val="BBBBBB"/>
+        </w:rPr>
+        <w:t xml:space="preserve">______________________________________________________________________</w:t>
+      </w:r>
+    </w:p>
+    <w:p>
+      <w:pPr>
+        <w:spacing w:after="80" w:before="0"/>
+      </w:pPr>
+      <w:r>
+        <w:rPr>
+          <w:b/>
+          <w:bCs/>
+        </w:rPr>
+        <w:t xml:space="preserve">5. Why do conversions between systems use the ≈ symbol?</w:t>
+      </w:r>
+    </w:p>
+    <w:p>
+      <w:pPr>
+        <w:spacing w:after="40" w:before="0"/>
+      </w:pPr>
+      <w:r>
+        <w:t xml:space="preserve">     A. The conversion factors are rounded, so results are approximate</w:t>
+      </w:r>
+    </w:p>
+    <w:p>
+      <w:pPr>
+        <w:spacing w:after="40" w:before="0"/>
+      </w:pPr>
+      <w:r>
+        <w:t xml:space="preserve">     B. Because the two amounts are actually different</w:t>
+      </w:r>
+    </w:p>
+    <w:p>
+      <w:pPr>
+        <w:spacing w:after="40" w:before="0"/>
+      </w:pPr>
+      <w:r>
+        <w:t xml:space="preserve">     C. Because metric units are always larger</w:t>
+      </w:r>
+    </w:p>
+    <w:p>
+      <w:pPr>
+        <w:spacing w:after="40" w:before="0"/>
+      </w:pPr>
+      <w:r>
+        <w:t xml:space="preserve">     D. Because you are allowed to guess</w:t>
+      </w:r>
+    </w:p>
+    <w:p>
+      <w:pPr>
+        <w:spacing w:after="60" w:before="120"/>
+      </w:pPr>
+      <w:r>
+        <w:rPr>
+          <w:color w:val="BBBBBB"/>
+        </w:rPr>
+        <w:t xml:space="preserve">______________________________________________________________________</w:t>
+      </w:r>
+    </w:p>
+    <w:p>
+      <w:pPr>
+        <w:spacing w:after="80" w:before="0"/>
+      </w:pPr>
+      <w:r>
+        <w:rPr>
+          <w:b/>
+          <w:bCs/>
+        </w:rPr>
+        <w:t xml:space="preserve">6. </w:t>
+      </w:r>
+    </w:p>
+    <w:p>
+      <w:pPr>
+        <w:spacing w:after="60" w:before="120"/>
+      </w:pPr>
+      <w:r>
+        <w:rPr>
+          <w:color w:val="BBBBBB"/>
+        </w:rPr>
+        <w:t xml:space="preserve">______________________________________________________________________</w:t>
+      </w:r>
+    </w:p>
+    <w:p>
+      <w:pPr>
+        <w:spacing w:after="60" w:before="120"/>
+      </w:pPr>
+      <w:r>
+        <w:rPr>
+          <w:color w:val="BBBBBB"/>
+        </w:rPr>
+        <w:t xml:space="preserve">______________________________________________________________________</w:t>
+      </w:r>
+    </w:p>
+    <w:p>
+      <w:pPr>
+        <w:spacing w:after="60" w:before="120"/>
+      </w:pPr>
+      <w:r>
+        <w:rPr>
+          <w:color w:val="BBBBBB"/>
+        </w:rPr>
+        <w:t xml:space="preserve">______________________________________________________________________</w:t>
+      </w:r>
+    </w:p>
+    <w:p>
+      <w:pPr>
+        <w:spacing w:after="60" w:before="120"/>
+      </w:pPr>
+      <w:r>
+        <w:rPr>
+          <w:color w:val="BBBBBB"/>
+        </w:rPr>
+        <w:t xml:space="preserve">______________________________________________________________________</w:t>
+      </w:r>
+    </w:p>
+    <w:p>
+      <w:pPr>
+        <w:spacing w:after="80" w:before="0"/>
+      </w:pPr>
+      <w:r>
+        <w:rPr>
+          <w:b/>
+          <w:bCs/>
+        </w:rPr>
+        <w:t xml:space="preserve">7. 1 kilometer ≈ 0.6 mile. Complete the ratio table.</w:t>
+      </w:r>
+    </w:p>
+    <w:tbl>
+      <w:tblPr>
+        <w:tblW w:type="pct" w:w="100%"/>
+        <w:tblBorders>
+          <w:top w:val="single" w:color="auto" w:sz="4"/>
+          <w:left w:val="single" w:color="auto" w:sz="4"/>
+          <w:bottom w:val="single" w:color="auto" w:sz="4"/>
+          <w:right w:val="single" w:color="auto" w:sz="4"/>
+          <w:insideH w:val="single" w:color="auto" w:sz="4"/>
+          <w:insideV w:val="single" w:color="auto" w:sz="4"/>
+        </w:tblBorders>
+      </w:tblPr>
+      <w:tblGrid>
+        <w:gridCol w:w="100"/>
+        <w:gridCol w:w="100"/>
+      </w:tblGrid>
+      <w:tr>
+        <w:trPr>
+          <w:tblHeader/>
+        </w:trPr>
+        <w:tc>
+          <w:tcPr>
+            <w:tcW w:type="pct" w:w="50%"/>
+          </w:tcPr>
+          <w:p>
+            <w:r>
+              <w:rPr>
+                <w:b/>
+                <w:bCs/>
+              </w:rPr>
+              <w:t xml:space="preserve">Kilometers</w:t>
+            </w:r>
+          </w:p>
+        </w:tc>
+        <w:tc>
+          <w:tcPr>
+            <w:tcW w:type="pct" w:w="50%"/>
+          </w:tcPr>
+          <w:p>
+            <w:r>
+              <w:rPr>
+                <w:b/>
+                <w:bCs/>
+              </w:rPr>
+              <w:t xml:space="preserve">Miles</w:t>
+            </w:r>
+          </w:p>
+        </w:tc>
+      </w:tr>
+      <w:tr>
+        <w:tc>
+          <w:tcPr>
+            <w:tcW w:type="pct" w:w="50%"/>
+          </w:tcPr>
+          <w:p>
+            <w:r>
+              <w:rPr>
+                <w:b w:val="false"/>
+                <w:bCs w:val="false"/>
+              </w:rPr>
+              <w:t xml:space="preserve">1</w:t>
+            </w:r>
+          </w:p>
+        </w:tc>
+        <w:tc>
+          <w:tcPr>
+            <w:tcW w:type="pct" w:w="50%"/>
+          </w:tcPr>
+          <w:p>
+            <w:r>
+              <w:rPr>
+                <w:b w:val="false"/>
+                <w:bCs w:val="false"/>
+              </w:rPr>
+              <w:t xml:space="preserve">0.6</w:t>
+            </w:r>
+          </w:p>
+        </w:tc>
+      </w:tr>
+      <w:tr>
+        <w:tc>
+          <w:tcPr>
+            <w:tcW w:type="pct" w:w="50%"/>
+          </w:tcPr>
+          <w:p>
+            <w:r>
+              <w:rPr>
+                <w:b w:val="false"/>
+                <w:bCs w:val="false"/>
+              </w:rPr>
+              <w:t xml:space="preserve">10</w:t>
+            </w:r>
+          </w:p>
+        </w:tc>
+        <w:tc>
+          <w:tcPr>
+            <w:tcW w:type="pct" w:w="50%"/>
+          </w:tcPr>
+          <w:p>
+            <w:r>
+              <w:rPr>
+                <w:b w:val="false"/>
+                <w:bCs w:val="false"/>
+              </w:rPr>
+              <w:t xml:space="preserve"> </w:t>
+            </w:r>
+          </w:p>
+        </w:tc>
+      </w:tr>
+      <w:tr>
+        <w:tc>
+          <w:tcPr>
+            <w:tcW w:type="pct" w:w="50%"/>
+          </w:tcPr>
+          <w:p>
+            <w:r>
+              <w:rPr>
+                <w:b w:val="false"/>
+                <w:bCs w:val="false"/>
+              </w:rPr>
+              <w:t xml:space="preserve">100</w:t>
+            </w:r>
+          </w:p>
+        </w:tc>
+        <w:tc>
+          <w:tcPr>
+            <w:tcW w:type="pct" w:w="50%"/>
+          </w:tcPr>
+          <w:p>
+            <w:r>
+              <w:rPr>
+                <w:b w:val="false"/>
+                <w:bCs w:val="false"/>
+              </w:rPr>
+              <w:t xml:space="preserve"> </w:t>
+            </w:r>
+          </w:p>
+        </w:tc>
+      </w:tr>
+    </w:tbl>
+    <w:p>
+      <w:pPr>
+        <w:spacing w:after="60" w:before="120"/>
+      </w:pPr>
+      <w:r>
+        <w:rPr>
+          <w:color w:val="BBBBBB"/>
+        </w:rPr>
+        <w:t xml:space="preserve">______________________________________________________________________</w:t>
+      </w:r>
+    </w:p>
+    <w:p>
+      <w:pPr>
+        <w:spacing w:after="80" w:before="0"/>
+      </w:pPr>
+      <w:r>
+        <w:rPr>
+          <w:b/>
+          <w:bCs/>
+        </w:rPr>
+        <w:t xml:space="preserve">8. 1 pound ≈ 0.45 kilogram. Complete the ratio table, then use it to place a 31-pound dog.</w:t>
+      </w:r>
+    </w:p>
+    <w:tbl>
+      <w:tblPr>
+        <w:tblW w:type="pct" w:w="100%"/>
+        <w:tblBorders>
+          <w:top w:val="single" w:color="auto" w:sz="4"/>
+          <w:left w:val="single" w:color="auto" w:sz="4"/>
+          <w:bottom w:val="single" w:color="auto" w:sz="4"/>
+          <w:right w:val="single" w:color="auto" w:sz="4"/>
+          <w:insideH w:val="single" w:color="auto" w:sz="4"/>
+          <w:insideV w:val="single" w:color="auto" w:sz="4"/>
+        </w:tblBorders>
+      </w:tblPr>
+      <w:tblGrid>
+        <w:gridCol w:w="100"/>
+        <w:gridCol w:w="100"/>
+      </w:tblGrid>
+      <w:tr>
+        <w:trPr>
+          <w:tblHeader/>
+        </w:trPr>
+        <w:tc>
+          <w:tcPr>
+            <w:tcW w:type="pct" w:w="50%"/>
+          </w:tcPr>
+          <w:p>
+            <w:r>
+              <w:rPr>
+                <w:b/>
+                <w:bCs/>
+              </w:rPr>
+              <w:t xml:space="preserve">Pounds</w:t>
+            </w:r>
+          </w:p>
+        </w:tc>
+        <w:tc>
+          <w:tcPr>
+            <w:tcW w:type="pct" w:w="50%"/>
+          </w:tcPr>
+          <w:p>
+            <w:r>
+              <w:rPr>
+                <w:b/>
+                <w:bCs/>
+              </w:rPr>
+              <w:t xml:space="preserve">Kilograms</w:t>
+            </w:r>
+          </w:p>
+        </w:tc>
+      </w:tr>
+      <w:tr>
+        <w:tc>
+          <w:tcPr>
+            <w:tcW w:type="pct" w:w="50%"/>
+          </w:tcPr>
+          <w:p>
+            <w:r>
+              <w:rPr>
+                <w:b w:val="false"/>
+                <w:bCs w:val="false"/>
+              </w:rPr>
+              <w:t xml:space="preserve">1</w:t>
+            </w:r>
+          </w:p>
+        </w:tc>
+        <w:tc>
+          <w:tcPr>
+            <w:tcW w:type="pct" w:w="50%"/>
+          </w:tcPr>
+          <w:p>
+            <w:r>
+              <w:rPr>
+                <w:b w:val="false"/>
+                <w:bCs w:val="false"/>
+              </w:rPr>
+              <w:t xml:space="preserve">0.45</w:t>
+            </w:r>
+          </w:p>
+        </w:tc>
+      </w:tr>
+      <w:tr>
+        <w:tc>
+          <w:tcPr>
+            <w:tcW w:type="pct" w:w="50%"/>
+          </w:tcPr>
+          <w:p>
+            <w:r>
+              <w:rPr>
+                <w:b w:val="false"/>
+                <w:bCs w:val="false"/>
+              </w:rPr>
+              <w:t xml:space="preserve">10</w:t>
+            </w:r>
+          </w:p>
+        </w:tc>
+        <w:tc>
+          <w:tcPr>
+            <w:tcW w:type="pct" w:w="50%"/>
+          </w:tcPr>
+          <w:p>
+            <w:r>
+              <w:rPr>
+                <w:b w:val="false"/>
+                <w:bCs w:val="false"/>
+              </w:rPr>
+              <w:t xml:space="preserve"> </w:t>
+            </w:r>
+          </w:p>
+        </w:tc>
+      </w:tr>
+      <w:tr>
+        <w:tc>
+          <w:tcPr>
+            <w:tcW w:type="pct" w:w="50%"/>
+          </w:tcPr>
+          <w:p>
+            <w:r>
+              <w:rPr>
+                <w:b w:val="false"/>
+                <w:bCs w:val="false"/>
+              </w:rPr>
+              <w:t xml:space="preserve">30</w:t>
+            </w:r>
+          </w:p>
+        </w:tc>
+        <w:tc>
+          <w:tcPr>
+            <w:tcW w:type="pct" w:w="50%"/>
+          </w:tcPr>
+          <w:p>
+            <w:r>
+              <w:rPr>
+                <w:b w:val="false"/>
+                <w:bCs w:val="false"/>
+              </w:rPr>
+              <w:t xml:space="preserve"> </w:t>
+            </w:r>
+          </w:p>
+        </w:tc>
+      </w:tr>
+      <w:tr>
+        <w:tc>
+          <w:tcPr>
+            <w:tcW w:type="pct" w:w="50%"/>
+          </w:tcPr>
+          <w:p>
+            <w:r>
+              <w:rPr>
+                <w:b w:val="false"/>
+                <w:bCs w:val="false"/>
+              </w:rPr>
+              <w:t xml:space="preserve">40</w:t>
+            </w:r>
+          </w:p>
+        </w:tc>
+        <w:tc>
+          <w:tcPr>
+            <w:tcW w:type="pct" w:w="50%"/>
+          </w:tcPr>
+          <w:p>
+            <w:r>
+              <w:rPr>
+                <w:b w:val="false"/>
+                <w:bCs w:val="false"/>
+              </w:rPr>
+              <w:t xml:space="preserve"> </w:t>
+            </w:r>
+          </w:p>
+        </w:tc>
+      </w:tr>
+    </w:tbl>
+    <w:p>
+      <w:pPr>
+        <w:spacing w:after="60" w:before="120"/>
+      </w:pPr>
+      <w:r>
+        <w:rPr>
+          <w:color w:val="BBBBBB"/>
+        </w:rPr>
+        <w:t xml:space="preserve">______________________________________________________________________</w:t>
+      </w:r>
+    </w:p>
+    <w:p>
+      <w:r>
+        <w:br w:type="page"/>
+      </w:r>
+    </w:p>
+    <w:p>
+      <w:pPr>
+        <w:pStyle w:val="Heading1"/>
+        <w:spacing w:after="120"/>
+      </w:pPr>
+      <w:r>
+        <w:rPr>
+          <w:b/>
+          <w:bCs/>
+        </w:rPr>
+        <w:t xml:space="preserve">Answer Key (Teacher)</w:t>
+      </w:r>
+    </w:p>
+    <w:p>
+      <w:pPr>
+        <w:spacing w:after="40" w:before="0"/>
+      </w:pPr>
+      <w:r>
+        <w:rPr>
+          <w:b/>
+          <w:bCs/>
+        </w:rPr>
+        <w:t xml:space="preserve">1. A. 3 miles</w:t>
+      </w:r>
+    </w:p>
+    <w:p>
+      <w:pPr>
+        <w:spacing w:after="20" w:before="0"/>
+      </w:pPr>
+      <w:r>
+        <w:t xml:space="preserve">     Scale the conversion factor by 5: 0.6 × 5 = 3 miles.</w:t>
+      </w:r>
+    </w:p>
+    <w:p>
+      <w:pPr>
+        <w:spacing w:after="80" w:before="0"/>
       </w:pPr>
       <w:r>
         <w:rPr>
           <w:i/>
           <w:iCs/>
         </w:rPr>
-        <w:t xml:space="preserve">Which step has the mistake? Explain and fix it:</w:t>
-      </w:r>
-    </w:p>
-    <w:p>
-      <w:pPr>
-        <w:spacing w:after="60" w:before="120"/>
-      </w:pPr>
-      <w:r>
-        <w:rPr>
-          <w:color w:val="BBBBBB"/>
-        </w:rPr>
-        <w:t xml:space="preserve">______________________________________________________________________</w:t>
-      </w:r>
-    </w:p>
-    <w:p>
-      <w:pPr>
-        <w:spacing w:after="60" w:before="120"/>
-      </w:pPr>
-      <w:r>
-        <w:rPr>
-          <w:color w:val="BBBBBB"/>
-        </w:rPr>
-        <w:t xml:space="preserve">______________________________________________________________________</w:t>
-      </w:r>
-    </w:p>
-    <w:p>
-      <w:pPr>
-        <w:spacing w:after="60" w:before="120"/>
-      </w:pPr>
-      <w:r>
-        <w:rPr>
-          <w:color w:val="BBBBBB"/>
-        </w:rPr>
-        <w:t xml:space="preserve">______________________________________________________________________</w:t>
+        <w:t xml:space="preserve">     Watch for: A common mistake converting between systems is comparing the bare numbers without converting at all — deciding that 5 kilometers and 5 miles are the same distance because both say 5. They are not: 5 kilometers ≈ 3 miles. A second mistake is writing = instead of ≈. Conversion factors between systems are rounded (1 mile is about 1.609344 kilometers), so the result is approximate no matter how carefully you multiply.</w:t>
+      </w:r>
+    </w:p>
+    <w:p>
+      <w:pPr>
+        <w:spacing w:after="40" w:before="0"/>
+      </w:pPr>
+      <w:r>
+        <w:rPr>
+          <w:b/>
+          <w:bCs/>
+        </w:rPr>
+        <w:t xml:space="preserve">2. A. 4.5 kg</w:t>
+      </w:r>
+    </w:p>
+    <w:p>
+      <w:pPr>
+        <w:spacing w:after="20" w:before="0"/>
+      </w:pPr>
+      <w:r>
+        <w:t xml:space="preserve">     Scale by 10: 0.45 × 10 = 4.5 kilograms.</w:t>
       </w:r>
     </w:p>
     <w:p>
       <w:pPr>
         <w:spacing w:after="80" w:before="0"/>
-      </w:pPr>
-      <w:r>
-        <w:rPr>
-          <w:b/>
-          <w:bCs/>
-        </w:rPr>
-        <w:t xml:space="preserve">4. In the kitchen, 3 pizzas feed exactly 12 people. At the same rate, how many pizzas are needed to feed 20 people?</w:t>
-      </w:r>
-    </w:p>
-    <w:p>
-      <w:pPr>
-        <w:spacing w:after="40" w:before="0"/>
-      </w:pPr>
-      <w:r>
-        <w:t xml:space="preserve">     A. 5 pizzas</w:t>
-      </w:r>
-    </w:p>
-    <w:p>
-      <w:pPr>
-        <w:spacing w:after="40" w:before="0"/>
-      </w:pPr>
-      <w:r>
-        <w:t xml:space="preserve">     B. 4 pizzas</w:t>
-      </w:r>
-    </w:p>
-    <w:p>
-      <w:pPr>
-        <w:spacing w:after="40" w:before="0"/>
-      </w:pPr>
-      <w:r>
-        <w:t xml:space="preserve">     C. 6 pizzas</w:t>
-      </w:r>
-    </w:p>
-    <w:p>
-      <w:pPr>
-        <w:spacing w:after="40" w:before="0"/>
-      </w:pPr>
-      <w:r>
-        <w:t xml:space="preserve">     D. 8 pizzas</w:t>
-      </w:r>
-    </w:p>
-    <w:p>
-      <w:pPr>
-        <w:spacing w:after="60" w:before="120"/>
-      </w:pPr>
-      <w:r>
-        <w:rPr>
-          <w:color w:val="BBBBBB"/>
-        </w:rPr>
-        <w:t xml:space="preserve">______________________________________________________________________</w:t>
-      </w:r>
-    </w:p>
-    <w:p>
-      <w:pPr>
-        <w:spacing w:after="80" w:before="0"/>
-      </w:pPr>
-      <w:r>
-        <w:rPr>
-          <w:b/>
-          <w:bCs/>
-        </w:rPr>
-        <w:t xml:space="preserve">5. A line cook chops 8 carrots in 2 minutes. Working at the same steady rate, how many carrots can the cook chop in 7 minutes?</w:t>
-      </w:r>
-    </w:p>
-    <w:p>
-      <w:pPr>
-        <w:spacing w:after="40" w:before="0"/>
-      </w:pPr>
-      <w:r>
-        <w:t xml:space="preserve">     A. 28 carrots</w:t>
-      </w:r>
-    </w:p>
-    <w:p>
-      <w:pPr>
-        <w:spacing w:after="40" w:before="0"/>
-      </w:pPr>
-      <w:r>
-        <w:t xml:space="preserve">     B. 24 carrots</w:t>
-      </w:r>
-    </w:p>
-    <w:p>
-      <w:pPr>
-        <w:spacing w:after="40" w:before="0"/>
-      </w:pPr>
-      <w:r>
-        <w:t xml:space="preserve">     C. 32 carrots</w:t>
-      </w:r>
-    </w:p>
-    <w:p>
-      <w:pPr>
-        <w:spacing w:after="40" w:before="0"/>
-      </w:pPr>
-      <w:r>
-        <w:t xml:space="preserve">     D. 16 carrots</w:t>
-      </w:r>
-    </w:p>
-    <w:p>
-      <w:pPr>
-        <w:spacing w:after="60" w:before="120"/>
-      </w:pPr>
-      <w:r>
-        <w:rPr>
-          <w:color w:val="BBBBBB"/>
-        </w:rPr>
-        <w:t xml:space="preserve">______________________________________________________________________</w:t>
-      </w:r>
-    </w:p>
-    <w:p>
-      <w:pPr>
-        <w:spacing w:after="80" w:before="0"/>
-      </w:pPr>
-      <w:r>
-        <w:rPr>
-          <w:b/>
-          <w:bCs/>
-        </w:rPr>
-        <w:t xml:space="preserve">6. Level 2 Extension — Mixed review: A recipe uses 18 ounces of flour to make 3 loaves of bread. How many ounces of flour are needed to make 7 loaves at the same rate?</w:t>
-      </w:r>
-    </w:p>
-    <w:p>
-      <w:pPr>
-        <w:spacing w:after="40" w:before="0"/>
-      </w:pPr>
-      <w:r>
-        <w:t xml:space="preserve">     A. 42 ounces</w:t>
-      </w:r>
-    </w:p>
-    <w:p>
-      <w:pPr>
-        <w:spacing w:after="40" w:before="0"/>
-      </w:pPr>
-      <w:r>
-        <w:t xml:space="preserve">     B. 36 ounces</w:t>
-      </w:r>
-    </w:p>
-    <w:p>
-      <w:pPr>
-        <w:spacing w:after="40" w:before="0"/>
-      </w:pPr>
-      <w:r>
-        <w:t xml:space="preserve">     C. 48 ounces</w:t>
-      </w:r>
-    </w:p>
-    <w:p>
-      <w:pPr>
-        <w:spacing w:after="40" w:before="0"/>
-      </w:pPr>
-      <w:r>
-        <w:t xml:space="preserve">     D. 21 ounces</w:t>
-      </w:r>
-    </w:p>
-    <w:p>
-      <w:pPr>
-        <w:spacing w:after="60" w:before="120"/>
-      </w:pPr>
-      <w:r>
-        <w:rPr>
-          <w:color w:val="BBBBBB"/>
-        </w:rPr>
-        <w:t xml:space="preserve">______________________________________________________________________</w:t>
-      </w:r>
-    </w:p>
-    <w:p>
-      <w:pPr>
-        <w:spacing w:after="80" w:before="0"/>
-      </w:pPr>
-      <w:r>
-        <w:rPr>
-          <w:b/>
-          <w:bCs/>
-        </w:rPr>
-        <w:t xml:space="preserve">7. Level 2 Extension — Catch the Recipe Mistake</w:t>
-      </w:r>
-    </w:p>
-    <w:p>
-      <w:pPr>
-        <w:spacing w:after="40" w:before="0"/>
-      </w:pPr>
-      <w:r>
-        <w:t xml:space="preserve">   Step 1 (Read the problem): 9 cups of batter fill 12 muffin cups. How many cups of batter are needed for 16 muffin cups?</w:t>
-      </w:r>
-    </w:p>
-    <w:p>
-      <w:pPr>
-        <w:spacing w:after="40" w:before="0"/>
-      </w:pPr>
-      <w:r>
-        <w:t xml:space="preserve">   Step 2 (Set up the unit rate): 12 muffins ÷ 9 cups = about 1.33 muffins per cup</w:t>
-      </w:r>
-    </w:p>
-    <w:p>
-      <w:pPr>
-        <w:spacing w:after="40" w:before="0"/>
-      </w:pPr>
-      <w:r>
-        <w:t xml:space="preserve">   Step 3 (Multiply for 16 muffins): 1.33 × 16 = about 21.3 cups</w:t>
-      </w:r>
-    </w:p>
-    <w:p>
-      <w:pPr>
-        <w:spacing w:after="40" w:before="0"/>
-      </w:pPr>
-      <w:r>
-        <w:t xml:space="preserve">   Step 4 (Answer): About 21.3 cups of batter are needed</w:t>
-      </w:r>
-    </w:p>
-    <w:p>
-      <w:pPr>
-        <w:spacing w:after="60" w:before="0"/>
       </w:pPr>
       <w:r>
         <w:rPr>
           <w:i/>
           <w:iCs/>
         </w:rPr>
-        <w:t xml:space="preserve">Which step has the mistake? Explain and fix it:</w:t>
-      </w:r>
-    </w:p>
-    <w:p>
-      <w:pPr>
-        <w:spacing w:after="60" w:before="120"/>
-      </w:pPr>
-      <w:r>
-        <w:rPr>
-          <w:color w:val="BBBBBB"/>
-        </w:rPr>
-        <w:t xml:space="preserve">______________________________________________________________________</w:t>
-      </w:r>
-    </w:p>
-    <w:p>
-      <w:pPr>
-        <w:spacing w:after="60" w:before="120"/>
-      </w:pPr>
-      <w:r>
-        <w:rPr>
-          <w:color w:val="BBBBBB"/>
-        </w:rPr>
-        <w:t xml:space="preserve">______________________________________________________________________</w:t>
-      </w:r>
-    </w:p>
-    <w:p>
-      <w:pPr>
-        <w:spacing w:after="60" w:before="120"/>
-      </w:pPr>
-      <w:r>
-        <w:rPr>
-          <w:color w:val="BBBBBB"/>
-        </w:rPr>
-        <w:t xml:space="preserve">______________________________________________________________________</w:t>
+        <w:t xml:space="preserve">     Watch for: A common mistake converting between systems is comparing the bare numbers without converting at all — deciding that 5 kilometers and 5 miles are the same distance because both say 5. They are not: 5 kilometers ≈ 3 miles. A second mistake is writing = instead of ≈. Conversion factors between systems are rounded (1 mile is about 1.609344 kilometers), so the result is approximate no matter how carefully you multiply.</w:t>
+      </w:r>
+    </w:p>
+    <w:p>
+      <w:pPr>
+        <w:spacing w:after="40" w:before="0"/>
+      </w:pPr>
+      <w:r>
+        <w:rPr>
+          <w:b/>
+          <w:bCs/>
+        </w:rPr>
+        <w:t xml:space="preserve">3. A. 10.16 cm</w:t>
+      </w:r>
+    </w:p>
+    <w:p>
+      <w:pPr>
+        <w:spacing w:after="20" w:before="0"/>
+      </w:pPr>
+      <w:r>
+        <w:t xml:space="preserve">     Scale the conversion factor by 4: 2.54 × 4 = 10.16 centimeters.</w:t>
       </w:r>
     </w:p>
     <w:p>
       <w:pPr>
         <w:spacing w:after="80" w:before="0"/>
-      </w:pPr>
-      <w:r>
-        <w:rPr>
-          <w:b/>
-          <w:bCs/>
-        </w:rPr>
-        <w:t xml:space="preserve">8. Find Mia's Mistake</w:t>
-      </w:r>
-    </w:p>
-    <w:p>
-      <w:pPr>
-        <w:spacing w:after="40" w:before="0"/>
-      </w:pPr>
-      <w:r>
-        <w:t xml:space="preserve">   Step 1 (Read the problem): A store sells 6 oranges for $4.50. What is the cost of 10 oranges?</w:t>
-      </w:r>
-    </w:p>
-    <w:p>
-      <w:pPr>
-        <w:spacing w:after="40" w:before="0"/>
-      </w:pPr>
-      <w:r>
-        <w:t xml:space="preserve">   Step 2 (Find the unit rate): $4.50 ÷ 6 = $0.75 per orange</w:t>
-      </w:r>
-    </w:p>
-    <w:p>
-      <w:pPr>
-        <w:spacing w:after="40" w:before="0"/>
-      </w:pPr>
-      <w:r>
-        <w:t xml:space="preserve">   Step 3 (Multiply for 10 oranges): $0.75 + 10 = $10.75</w:t>
-      </w:r>
-    </w:p>
-    <w:p>
-      <w:pPr>
-        <w:spacing w:after="40" w:before="0"/>
-      </w:pPr>
-      <w:r>
-        <w:t xml:space="preserve">   Step 4 (Answer): 10 oranges cost $10.75</w:t>
-      </w:r>
-    </w:p>
-    <w:p>
-      <w:pPr>
-        <w:spacing w:after="60" w:before="0"/>
       </w:pPr>
       <w:r>
         <w:rPr>
           <w:i/>
           <w:iCs/>
         </w:rPr>
-        <w:t xml:space="preserve">Which step has the mistake? Explain and fix it:</w:t>
-      </w:r>
-    </w:p>
-    <w:p>
-      <w:pPr>
-        <w:spacing w:after="60" w:before="120"/>
-      </w:pPr>
-      <w:r>
-        <w:rPr>
-          <w:color w:val="BBBBBB"/>
-        </w:rPr>
-        <w:t xml:space="preserve">______________________________________________________________________</w:t>
-      </w:r>
-    </w:p>
-    <w:p>
-      <w:pPr>
-        <w:spacing w:after="60" w:before="120"/>
-      </w:pPr>
-      <w:r>
-        <w:rPr>
-          <w:color w:val="BBBBBB"/>
-        </w:rPr>
-        <w:t xml:space="preserve">______________________________________________________________________</w:t>
-      </w:r>
-    </w:p>
-    <w:p>
-      <w:pPr>
-        <w:spacing w:after="60" w:before="120"/>
-      </w:pPr>
-      <w:r>
-        <w:rPr>
-          <w:color w:val="BBBBBB"/>
-        </w:rPr>
-        <w:t xml:space="preserve">______________________________________________________________________</w:t>
-      </w:r>
-    </w:p>
-    <w:p>
-      <w:r>
-        <w:br w:type="page"/>
-      </w:r>
-    </w:p>
-    <w:p>
-      <w:pPr>
-        <w:pStyle w:val="Heading1"/>
-        <w:spacing w:after="120"/>
-      </w:pPr>
-      <w:r>
-        <w:rPr>
-          <w:b/>
-          <w:bCs/>
-        </w:rPr>
-        <w:t xml:space="preserve">Answer Key (Teacher)</w:t>
-      </w:r>
-    </w:p>
-    <w:p>
-      <w:pPr>
-        <w:spacing w:after="40" w:before="0"/>
-      </w:pPr>
-      <w:r>
-        <w:rPr>
-          <w:b/>
-          <w:bCs/>
-        </w:rPr>
-        <w:t xml:space="preserve">1. A. 8 cookies per batch</w:t>
+        <w:t xml:space="preserve">     Watch for: A common mistake converting between systems is comparing the bare numbers without converting at all — deciding that 5 kilometers and 5 miles are the same distance because both say 5. They are not: 5 kilometers ≈ 3 miles. A second mistake is writing = instead of ≈. Conversion factors between systems are rounded (1 mile is about 1.609344 kilometers), so the result is approximate no matter how carefully you multiply.</w:t>
+      </w:r>
+    </w:p>
+    <w:p>
+      <w:pPr>
+        <w:spacing w:after="40" w:before="0"/>
+      </w:pPr>
+      <w:r>
+        <w:rPr>
+          <w:b/>
+          <w:bCs/>
+        </w:rPr>
+        <w:t xml:space="preserve">4. A. Liter</w:t>
       </w:r>
     </w:p>
     <w:p>
@@ -1147,7 +1703,7 @@
         <w:spacing w:after="20" w:before="0"/>
       </w:pPr>
       <w:r>
-        <w:t xml:space="preserve">     Unit rate: 24 cookies ÷ 3 batches = 8 cookies per batch.</w:t>
+        <w:t xml:space="preserve">     The liter is metric; quarts, gallons, and pints are all customary units of capacity.</w:t>
       </w:r>
     </w:p>
     <w:p>
@@ -1159,19 +1715,19 @@
           <w:i/>
           <w:iCs/>
         </w:rPr>
-        <w:t xml:space="preserve">     Watch for: A common mistake in Ratio and Rate Problem Solving is dividing in the wrong order when setting up the unit rate — for example, finding "minutes per smoothie" (6 ÷ 18) instead of "smoothies per minute" (18 ÷ 6) — or using addition instead of multiplication to scale the unit rate, like adding $0.75 + 10 instead of multiplying $0.75 × 10. Before you submit, check: does your unit rate match the units the question is asking for, and did you multiply (not add) to scale it to the new amount?</w:t>
-      </w:r>
-    </w:p>
-    <w:p>
-      <w:pPr>
-        <w:spacing w:after="40" w:before="0"/>
-      </w:pPr>
-      <w:r>
-        <w:rPr>
-          <w:b/>
-          <w:bCs/>
-        </w:rPr>
-        <w:t xml:space="preserve">2. A. $1.25</w:t>
+        <w:t xml:space="preserve">     Watch for: A common mistake converting between systems is comparing the bare numbers without converting at all — deciding that 5 kilometers and 5 miles are the same distance because both say 5. They are not: 5 kilometers ≈ 3 miles. A second mistake is writing = instead of ≈. Conversion factors between systems are rounded (1 mile is about 1.609344 kilometers), so the result is approximate no matter how carefully you multiply.</w:t>
+      </w:r>
+    </w:p>
+    <w:p>
+      <w:pPr>
+        <w:spacing w:after="40" w:before="0"/>
+      </w:pPr>
+      <w:r>
+        <w:rPr>
+          <w:b/>
+          <w:bCs/>
+        </w:rPr>
+        <w:t xml:space="preserve">5. A. The conversion factors are rounded, so results are approximate</w:t>
       </w:r>
     </w:p>
     <w:p>
@@ -1179,7 +1735,7 @@
         <w:spacing w:after="20" w:before="0"/>
       </w:pPr>
       <w:r>
-        <w:t xml:space="preserve">     Unit rate: $5 ÷ 4 pounds = $1.25 per pound.</w:t>
+        <w:t xml:space="preserve">     One mile is about 1.609344 kilometers — a decimal that never ends neatly. Any usable factor is rounded, so the answer is approximate.</w:t>
       </w:r>
     </w:p>
     <w:p>
@@ -1191,19 +1747,19 @@
           <w:i/>
           <w:iCs/>
         </w:rPr>
-        <w:t xml:space="preserve">     Watch for: A common mistake in Ratio and Rate Problem Solving is dividing in the wrong order when setting up the unit rate — for example, finding "minutes per smoothie" (6 ÷ 18) instead of "smoothies per minute" (18 ÷ 6) — or using addition instead of multiplication to scale the unit rate, like adding $0.75 + 10 instead of multiplying $0.75 × 10. Before you submit, check: does your unit rate match the units the question is asking for, and did you multiply (not add) to scale it to the new amount?</w:t>
-      </w:r>
-    </w:p>
-    <w:p>
-      <w:pPr>
-        <w:spacing w:after="40" w:before="0"/>
-      </w:pPr>
-      <w:r>
-        <w:rPr>
-          <w:b/>
-          <w:bCs/>
-        </w:rPr>
-        <w:t xml:space="preserve">3. Spot the Smoothie Mistake</w:t>
+        <w:t xml:space="preserve">     Watch for: A common mistake converting between systems is comparing the bare numbers without converting at all — deciding that 5 kilometers and 5 miles are the same distance because both say 5. They are not: 5 kilometers ≈ 3 miles. A second mistake is writing = instead of ≈. Conversion factors between systems are rounded (1 mile is about 1.609344 kilometers), so the result is approximate no matter how carefully you multiply.</w:t>
+      </w:r>
+    </w:p>
+    <w:p>
+      <w:pPr>
+        <w:spacing w:after="40" w:before="0"/>
+      </w:pPr>
+      <w:r>
+        <w:rPr>
+          <w:b/>
+          <w:bCs/>
+        </w:rPr>
+        <w:t xml:space="preserve">6. Open response — answers will vary.</w:t>
       </w:r>
     </w:p>
     <w:p>
@@ -1211,7 +1767,19 @@
         <w:spacing w:after="20" w:before="0"/>
       </w:pPr>
       <w:r>
-        <w:t xml:space="preserve">     The mistake is in Step 2.</w:t>
+        <w:t xml:space="preserve">     Sample: First convert one car's mass into pounds so both amounts share a unit: 1,524 × 2.2 ≈ 3,353 pounds per car. Then divide the bridge's capacity by the weight of one car: 35,924,000 ÷ 3,353 ≈ 10,700 cars. The answer is an estimate for two reasons: the conversion factor 2.2 is rounded (1 kilogram is about 2.2046 pounds), and 1,524 kilograms is itself an average car mass, not an exact one. Reporting 'about 10,700 cars' is honest; reporting 10,714.6 cars would claim precision the inputs never had.</w:t>
+      </w:r>
+    </w:p>
+    <w:p>
+      <w:pPr>
+        <w:spacing w:after="40" w:before="0"/>
+      </w:pPr>
+      <w:r>
+        <w:rPr>
+          <w:b/>
+          <w:bCs/>
+        </w:rPr>
+        <w:t xml:space="preserve">7. 1 kilometer ≈ 0.6 mile. Complete the ratio table.</w:t>
       </w:r>
     </w:p>
     <w:p>
@@ -1219,27 +1787,7 @@
         <w:spacing w:after="20" w:before="0"/>
       </w:pPr>
       <w:r>
-        <w:t xml:space="preserve">     Correct work: The unit rate was divided in the wrong order. The question asks for smoothies, so find smoothies per minute: 18 smoothies ÷ 6 minutes = 3 smoothies per minute. Then 3 × 10 = 30 smoothies in 10 minutes.</w:t>
-      </w:r>
-    </w:p>
-    <w:p>
-      <w:pPr>
-        <w:spacing w:after="80" w:before="0"/>
-      </w:pPr>
-      <w:r>
-        <w:t xml:space="preserve">     Watch for: The unit rate step divides 6 minutes by 18 smoothies, which answers 'how long per smoothie' when the question asks how many smoothies. Put the quantity you want on top: 18 ÷ 6 = 3 smoothies per minute, so 3 × 10 = 30 smoothies in 10 minutes.</w:t>
-      </w:r>
-    </w:p>
-    <w:p>
-      <w:pPr>
-        <w:spacing w:after="40" w:before="0"/>
-      </w:pPr>
-      <w:r>
-        <w:rPr>
-          <w:b/>
-          <w:bCs/>
-        </w:rPr>
-        <w:t xml:space="preserve">4. A. 5 pizzas</w:t>
+        <w:t xml:space="preserve">     10 — Miles: 6</w:t>
       </w:r>
     </w:p>
     <w:p>
@@ -1247,31 +1795,27 @@
         <w:spacing w:after="20" w:before="0"/>
       </w:pPr>
       <w:r>
-        <w:t xml:space="preserve">     First find the unit rate: 12 people ÷ 3 pizzas = 4 people per pizza. Then 20 people ÷ 4 people per pizza = 5 pizzas.</w:t>
-      </w:r>
-    </w:p>
-    <w:p>
-      <w:pPr>
-        <w:spacing w:after="80" w:before="0"/>
-      </w:pPr>
-      <w:r>
-        <w:rPr>
-          <w:i/>
-          <w:iCs/>
-        </w:rPr>
-        <w:t xml:space="preserve">     Watch for: A common mistake in Ratio and Rate Problem Solving is dividing in the wrong order when setting up the unit rate — for example, finding "minutes per smoothie" (6 ÷ 18) instead of "smoothies per minute" (18 ÷ 6) — or using addition instead of multiplication to scale the unit rate, like adding $0.75 + 10 instead of multiplying $0.75 × 10. Before you submit, check: does your unit rate match the units the question is asking for, and did you multiply (not add) to scale it to the new amount?</w:t>
-      </w:r>
-    </w:p>
-    <w:p>
-      <w:pPr>
-        <w:spacing w:after="40" w:before="0"/>
-      </w:pPr>
-      <w:r>
-        <w:rPr>
-          <w:b/>
-          <w:bCs/>
-        </w:rPr>
-        <w:t xml:space="preserve">5. A. 28 carrots</w:t>
+        <w:t xml:space="preserve">     100 — Miles: 60</w:t>
+      </w:r>
+    </w:p>
+    <w:p>
+      <w:pPr>
+        <w:spacing w:after="40" w:before="0"/>
+      </w:pPr>
+      <w:r>
+        <w:t xml:space="preserve"/>
+      </w:r>
+    </w:p>
+    <w:p>
+      <w:pPr>
+        <w:spacing w:after="40" w:before="0"/>
+      </w:pPr>
+      <w:r>
+        <w:rPr>
+          <w:b/>
+          <w:bCs/>
+        </w:rPr>
+        <w:t xml:space="preserve">8. 1 pound ≈ 0.45 kilogram. Complete the ratio table, then use it to place a 31-pound dog.</w:t>
       </w:r>
     </w:p>
     <w:p>
@@ -1279,31 +1823,7 @@
         <w:spacing w:after="20" w:before="0"/>
       </w:pPr>
       <w:r>
-        <w:t xml:space="preserve">     Unit rate: 8 carrots ÷ 2 minutes = 4 carrots per minute. In 7 minutes: 4 × 7 = 28 carrots.</w:t>
-      </w:r>
-    </w:p>
-    <w:p>
-      <w:pPr>
-        <w:spacing w:after="80" w:before="0"/>
-      </w:pPr>
-      <w:r>
-        <w:rPr>
-          <w:i/>
-          <w:iCs/>
-        </w:rPr>
-        <w:t xml:space="preserve">     Watch for: A common mistake in Ratio and Rate Problem Solving is dividing in the wrong order when setting up the unit rate — for example, finding "minutes per smoothie" (6 ÷ 18) instead of "smoothies per minute" (18 ÷ 6) — or using addition instead of multiplication to scale the unit rate, like adding $0.75 + 10 instead of multiplying $0.75 × 10. Before you submit, check: does your unit rate match the units the question is asking for, and did you multiply (not add) to scale it to the new amount?</w:t>
-      </w:r>
-    </w:p>
-    <w:p>
-      <w:pPr>
-        <w:spacing w:after="40" w:before="0"/>
-      </w:pPr>
-      <w:r>
-        <w:rPr>
-          <w:b/>
-          <w:bCs/>
-        </w:rPr>
-        <w:t xml:space="preserve">6. A. 42 ounces</w:t>
+        <w:t xml:space="preserve">     10 — Kilograms: 4.5</w:t>
       </w:r>
     </w:p>
     <w:p>
@@ -1311,31 +1831,7 @@
         <w:spacing w:after="20" w:before="0"/>
       </w:pPr>
       <w:r>
-        <w:t xml:space="preserve">     Unit rate: 18 ounces ÷ 3 loaves = 6 ounces per loaf. For 7 loaves: 6 × 7 = 42 ounces. The equivalent ratio 18/3 = 42/7 confirms it.</w:t>
-      </w:r>
-    </w:p>
-    <w:p>
-      <w:pPr>
-        <w:spacing w:after="80" w:before="0"/>
-      </w:pPr>
-      <w:r>
-        <w:rPr>
-          <w:i/>
-          <w:iCs/>
-        </w:rPr>
-        <w:t xml:space="preserve">     Watch for: A common mistake in Ratio and Rate Problem Solving is dividing in the wrong order when setting up the unit rate — for example, finding "minutes per smoothie" (6 ÷ 18) instead of "smoothies per minute" (18 ÷ 6) — or using addition instead of multiplication to scale the unit rate, like adding $0.75 + 10 instead of multiplying $0.75 × 10. Before you submit, check: does your unit rate match the units the question is asking for, and did you multiply (not add) to scale it to the new amount?</w:t>
-      </w:r>
-    </w:p>
-    <w:p>
-      <w:pPr>
-        <w:spacing w:after="40" w:before="0"/>
-      </w:pPr>
-      <w:r>
-        <w:rPr>
-          <w:b/>
-          <w:bCs/>
-        </w:rPr>
-        <w:t xml:space="preserve">7. Level 2 Extension — Catch the Recipe Mistake</w:t>
+        <w:t xml:space="preserve">     30 — Kilograms: 13.5</w:t>
       </w:r>
     </w:p>
     <w:p>
@@ -1343,59 +1839,15 @@
         <w:spacing w:after="20" w:before="0"/>
       </w:pPr>
       <w:r>
-        <w:t xml:space="preserve">     The mistake is in Step 2.</w:t>
-      </w:r>
-    </w:p>
-    <w:p>
-      <w:pPr>
-        <w:spacing w:after="20" w:before="0"/>
-      </w:pPr>
-      <w:r>
-        <w:t xml:space="preserve">     Correct work: The unit rate was set up in the wrong order. Divide cups by muffins: 9 cups ÷ 12 muffins = 0.75 cup per muffin. Then 0.75 × 16 = 12 cups of batter.</w:t>
-      </w:r>
-    </w:p>
-    <w:p>
-      <w:pPr>
-        <w:spacing w:after="80" w:before="0"/>
-      </w:pPr>
-      <w:r>
-        <w:t xml:space="preserve">     Watch for: The unit rate step divides 12 muffins by 9 cups, giving muffins per cup when the question asks for cups of batter. Flip the division: 9 ÷ 12 = 0.75 cup per muffin, so 16 muffin cups need 0.75 × 16 = 12 cups of batter — less than the 21.3 the student reported, which should have looked too large.</w:t>
-      </w:r>
-    </w:p>
-    <w:p>
-      <w:pPr>
-        <w:spacing w:after="40" w:before="0"/>
-      </w:pPr>
-      <w:r>
-        <w:rPr>
-          <w:b/>
-          <w:bCs/>
-        </w:rPr>
-        <w:t xml:space="preserve">8. Find Mia's Mistake</w:t>
-      </w:r>
-    </w:p>
-    <w:p>
-      <w:pPr>
-        <w:spacing w:after="20" w:before="0"/>
-      </w:pPr>
-      <w:r>
-        <w:t xml:space="preserve">     The mistake is in Step 3.</w:t>
-      </w:r>
-    </w:p>
-    <w:p>
-      <w:pPr>
-        <w:spacing w:after="20" w:before="0"/>
-      </w:pPr>
-      <w:r>
-        <w:t xml:space="preserve">     Correct work: $0.75 × 10 = $7.50 (multiply the unit rate, don't add)</w:t>
-      </w:r>
-    </w:p>
-    <w:p>
-      <w:pPr>
-        <w:spacing w:after="80" w:before="0"/>
-      </w:pPr>
-      <w:r>
-        <w:t xml:space="preserve">     Watch for: Mia's unit rate $4.50 ÷ 6 = $0.75 per orange is correct, but she then wrote $0.75 + 10 instead of multiplying. Ten oranges at $0.75 each cost $0.75 × 10 = $7.50.</w:t>
+        <w:t xml:space="preserve">     40 — Kilograms: 18</w:t>
+      </w:r>
+    </w:p>
+    <w:p>
+      <w:pPr>
+        <w:spacing w:after="40" w:before="0"/>
+      </w:pPr>
+      <w:r>
+        <w:t xml:space="preserve"/>
       </w:r>
     </w:p>
     <w:sectPr>
